--- a/สรุปผล.docx
+++ b/สรุปผล.docx
@@ -76,7 +76,7 @@
     <w:p>
       <w:pPr>
         <w:rPr>
-          <w:rFonts w:asciiTheme="majorBidi" w:hAnsiTheme="majorBidi" w:cstheme="majorBidi" w:hint="cs"/>
+          <w:rFonts w:asciiTheme="majorBidi" w:hAnsiTheme="majorBidi" w:cstheme="majorBidi"/>
           <w:sz w:val="32"/>
           <w:szCs w:val="32"/>
           <w:cs/>
@@ -146,7 +146,7 @@
     <w:p>
       <w:pPr>
         <w:rPr>
-          <w:rFonts w:asciiTheme="majorBidi" w:hAnsiTheme="majorBidi" w:cstheme="majorBidi" w:hint="cs"/>
+          <w:rFonts w:asciiTheme="majorBidi" w:hAnsiTheme="majorBidi" w:cstheme="majorBidi"/>
           <w:sz w:val="32"/>
           <w:szCs w:val="32"/>
         </w:rPr>
@@ -182,6 +182,77 @@
       <w:pPr>
         <w:rPr>
           <w:rFonts w:asciiTheme="majorBidi" w:hAnsiTheme="majorBidi" w:cstheme="majorBidi" w:hint="cs"/>
+          <w:sz w:val="32"/>
+          <w:szCs w:val="32"/>
+          <w:cs/>
+        </w:rPr>
+      </w:pPr>
+      <w:r>
+        <w:rPr>
+          <w:rFonts w:asciiTheme="majorBidi" w:hAnsiTheme="majorBidi" w:cstheme="majorBidi" w:hint="cs"/>
+          <w:sz w:val="32"/>
+          <w:szCs w:val="32"/>
+          <w:cs/>
+        </w:rPr>
+        <w:t>ข้อมูลอ้างอิงมาจาก</w:t>
+      </w:r>
+      <w:r>
+        <w:rPr>
+          <w:rFonts w:asciiTheme="majorBidi" w:hAnsiTheme="majorBidi" w:cstheme="majorBidi"/>
+          <w:sz w:val="32"/>
+          <w:szCs w:val="32"/>
+        </w:rPr>
+        <w:t xml:space="preserve">: </w:t>
+      </w:r>
+      <w:r>
+        <w:rPr>
+          <w:rFonts w:asciiTheme="majorBidi" w:hAnsiTheme="majorBidi" w:cstheme="majorBidi" w:hint="cs"/>
+          <w:sz w:val="32"/>
+          <w:szCs w:val="32"/>
+          <w:cs/>
+        </w:rPr>
+        <w:t>ก</w:t>
+      </w:r>
+      <w:r>
+        <w:rPr>
+          <w:rFonts w:asciiTheme="majorBidi" w:hAnsiTheme="majorBidi" w:cstheme="majorBidi" w:hint="cs"/>
+          <w:sz w:val="32"/>
+          <w:szCs w:val="32"/>
+          <w:cs/>
+        </w:rPr>
+        <w:t xml:space="preserve">ฎจาก </w:t>
+      </w:r>
+      <w:r>
+        <w:rPr>
+          <w:rFonts w:asciiTheme="majorBidi" w:hAnsiTheme="majorBidi" w:cstheme="majorBidi"/>
+          <w:sz w:val="32"/>
+          <w:szCs w:val="32"/>
+        </w:rPr>
+        <w:t xml:space="preserve">FIBA </w:t>
+      </w:r>
+      <w:r>
+        <w:rPr>
+          <w:rFonts w:asciiTheme="majorBidi" w:hAnsiTheme="majorBidi" w:cstheme="majorBidi" w:hint="cs"/>
+          <w:sz w:val="32"/>
+          <w:szCs w:val="32"/>
+          <w:cs/>
+        </w:rPr>
+        <w:t>ที่นำไปเทรนโมเดลมาแล้ว</w:t>
+      </w:r>
+      <w:r>
+        <w:rPr>
+          <w:rFonts w:asciiTheme="majorBidi" w:hAnsiTheme="majorBidi" w:cstheme="majorBidi" w:hint="cs"/>
+          <w:sz w:val="32"/>
+          <w:szCs w:val="32"/>
+          <w:cs/>
+        </w:rPr>
+        <w:t xml:space="preserve"> </w:t>
+      </w:r>
+    </w:p>
+    <w:p>
+      <w:pPr>
+        <w:rPr>
+          <w:rFonts w:asciiTheme="majorBidi" w:hAnsiTheme="majorBidi" w:cstheme="majorBidi"/>
           <w:sz w:val="32"/>
           <w:szCs w:val="32"/>
           <w:cs/>
@@ -801,6 +872,7 @@
   <w:style w:type="character" w:default="1" w:styleId="DefaultParagraphFont">
     <w:name w:val="Default Paragraph Font"/>
     <w:uiPriority w:val="1"/>
+    <w:semiHidden/>
     <w:unhideWhenUsed/>
   </w:style>
   <w:style w:type="table" w:default="1" w:styleId="TableNormal">
